--- a/docs/Manual-TNT.docx
+++ b/docs/Manual-TNT.docx
@@ -309,6 +309,61 @@
           <w:b/>
           <w:sz w:val="20"/>
         </w:rPr>
+        <w:t xml:space="preserve">python3-venv </w:t>
+      </w:r>
+      <w:r>
+        <w:t xml:space="preserve"> — paquete del sistema necesario para crear entornos virtuales. En Debian/Ubuntu no viene con Python por defecto.</w:t>
+      </w:r>
+    </w:p>
+    <w:p>
+      <w:pPr>
+        <w:pStyle w:val="TNT-Code"/>
+        <w:shd w:val="clear" w:color="auto" w:fill="F4F4F4"/>
+      </w:pPr>
+      <w:r>
+        <w:rPr>
+          <w:rFonts w:ascii="Consolas" w:hAnsi="Consolas"/>
+          <w:sz w:val="20"/>
+        </w:rPr>
+        <w:t>sudo apt install python3-venv</w:t>
+      </w:r>
+    </w:p>
+    <w:p>
+      <w:pPr>
+        <w:pStyle w:val="TNT-Code"/>
+        <w:shd w:val="clear" w:color="auto" w:fill="F4F4F4"/>
+      </w:pPr>
+      <w:r>
+        <w:rPr>
+          <w:rFonts w:ascii="Consolas" w:hAnsi="Consolas"/>
+          <w:sz w:val="20"/>
+        </w:rPr>
+        <w:t># o, si tu Python es 3.10 concretamente:</w:t>
+      </w:r>
+    </w:p>
+    <w:p>
+      <w:pPr>
+        <w:pStyle w:val="TNT-Code"/>
+        <w:shd w:val="clear" w:color="auto" w:fill="F4F4F4"/>
+      </w:pPr>
+      <w:r>
+        <w:rPr>
+          <w:rFonts w:ascii="Consolas" w:hAnsi="Consolas"/>
+          <w:sz w:val="20"/>
+        </w:rPr>
+        <w:t>sudo apt install python3.10-venv</w:t>
+      </w:r>
+    </w:p>
+    <w:p>
+      <w:pPr>
+        <w:pStyle w:val="ListBullet"/>
+      </w:pPr>
+      <w:r>
+        <w:rPr>
+          <w:rFonts w:ascii="Consolas" w:hAnsi="Consolas"/>
+          <w:b/>
+          <w:sz w:val="20"/>
+        </w:rPr>
         <w:t xml:space="preserve">gnumeric </w:t>
       </w:r>
       <w:r>
@@ -348,7 +403,7 @@
     </w:p>
     <w:p>
       <w:r>
-        <w:t>Listadas en requirements.txt:</w:t>
+        <w:t>Listadas en requirements.txt y se instalan automáticamente con install.sh:</w:t>
       </w:r>
     </w:p>
     <w:p>
@@ -495,6 +550,34 @@
         <w:pStyle w:val="ListBullet"/>
       </w:pPr>
       <w:r>
+        <w:t xml:space="preserve">Comprueba </w:t>
+      </w:r>
+      <w:r>
+        <w:rPr>
+          <w:rFonts w:ascii="Consolas" w:hAnsi="Consolas"/>
+          <w:sz w:val="20"/>
+        </w:rPr>
+        <w:t>python3 ≥ 3.10</w:t>
+      </w:r>
+      <w:r>
+        <w:t xml:space="preserve"> y que el módulo </w:t>
+      </w:r>
+      <w:r>
+        <w:rPr>
+          <w:rFonts w:ascii="Consolas" w:hAnsi="Consolas"/>
+          <w:sz w:val="20"/>
+        </w:rPr>
+        <w:t>ensurepip</w:t>
+      </w:r>
+      <w:r>
+        <w:t xml:space="preserve"> está disponible (necesario para crear venv).</w:t>
+      </w:r>
+    </w:p>
+    <w:p>
+      <w:pPr>
+        <w:pStyle w:val="ListBullet"/>
+      </w:pPr>
+      <w:r>
         <w:t xml:space="preserve">Copia </w:t>
       </w:r>
       <w:r>
@@ -588,6 +671,180 @@
       </w:r>
       <w:r>
         <w:t>.</w:t>
+      </w:r>
+    </w:p>
+    <w:p>
+      <w:pPr>
+        <w:pStyle w:val="Heading3"/>
+      </w:pPr>
+      <w:r>
+        <w:t>Si la instalación falla con «ensurepip is not available»</w:t>
+      </w:r>
+    </w:p>
+    <w:p>
+      <w:pPr>
+        <w:shd w:val="clear" w:color="auto" w:fill="FFF3CD"/>
+        <w:spacing w:before="80" w:after="160"/>
+        <w:ind w:left="170" w:right="170"/>
+      </w:pPr>
+      <w:r>
+        <w:rPr>
+          <w:b/>
+        </w:rPr>
+        <w:t xml:space="preserve">Causa: </w:t>
+      </w:r>
+      <w:r>
+        <w:t xml:space="preserve">tu Python no tiene el paquete </w:t>
+      </w:r>
+      <w:r>
+        <w:rPr>
+          <w:rFonts w:ascii="Consolas" w:hAnsi="Consolas"/>
+          <w:sz w:val="20"/>
+        </w:rPr>
+        <w:t>python3-venv</w:t>
+      </w:r>
+      <w:r>
+        <w:t xml:space="preserve"> instalado a nivel de sistema. En Debian/Ubuntu el módulo </w:t>
+      </w:r>
+      <w:r>
+        <w:rPr>
+          <w:rFonts w:ascii="Consolas" w:hAnsi="Consolas"/>
+          <w:sz w:val="20"/>
+        </w:rPr>
+        <w:t>venv</w:t>
+      </w:r>
+      <w:r>
+        <w:t xml:space="preserve"> viene en un paquete aparte y, sin él, </w:t>
+      </w:r>
+      <w:r>
+        <w:rPr>
+          <w:rFonts w:ascii="Consolas" w:hAnsi="Consolas"/>
+          <w:sz w:val="20"/>
+        </w:rPr>
+        <w:t>python3 -m venv</w:t>
+      </w:r>
+      <w:r>
+        <w:t xml:space="preserve"> falla al crear el entorno virtual.</w:t>
+      </w:r>
+    </w:p>
+    <w:p>
+      <w:r>
+        <w:rPr>
+          <w:b/>
+        </w:rPr>
+        <w:t xml:space="preserve">Solución: </w:t>
+      </w:r>
+      <w:r>
+        <w:t>instala el paquete y vuelve a lanzar el instalador.</w:t>
+      </w:r>
+    </w:p>
+    <w:p>
+      <w:pPr>
+        <w:pStyle w:val="TNT-Code"/>
+        <w:shd w:val="clear" w:color="auto" w:fill="F4F4F4"/>
+      </w:pPr>
+      <w:r>
+        <w:rPr>
+          <w:rFonts w:ascii="Consolas" w:hAnsi="Consolas"/>
+          <w:sz w:val="20"/>
+        </w:rPr>
+        <w:t>sudo apt install python3-venv</w:t>
+      </w:r>
+    </w:p>
+    <w:p>
+      <w:pPr>
+        <w:pStyle w:val="TNT-Code"/>
+        <w:shd w:val="clear" w:color="auto" w:fill="F4F4F4"/>
+      </w:pPr>
+      <w:r>
+        <w:rPr>
+          <w:rFonts w:ascii="Consolas" w:hAnsi="Consolas"/>
+          <w:sz w:val="20"/>
+        </w:rPr>
+        <w:t># si ese paquete no existe en tu distribución, prueba con la versión exacta:</w:t>
+      </w:r>
+    </w:p>
+    <w:p>
+      <w:pPr>
+        <w:pStyle w:val="TNT-Code"/>
+        <w:shd w:val="clear" w:color="auto" w:fill="F4F4F4"/>
+      </w:pPr>
+      <w:r>
+        <w:rPr>
+          <w:rFonts w:ascii="Consolas" w:hAnsi="Consolas"/>
+          <w:sz w:val="20"/>
+        </w:rPr>
+        <w:t>sudo apt install python3.10-venv</w:t>
+      </w:r>
+    </w:p>
+    <w:p>
+      <w:pPr>
+        <w:pStyle w:val="TNT-Code"/>
+        <w:shd w:val="clear" w:color="auto" w:fill="F4F4F4"/>
+      </w:pPr>
+      <w:r>
+        <w:rPr>
+          <w:rFonts w:ascii="Consolas" w:hAnsi="Consolas"/>
+          <w:sz w:val="20"/>
+        </w:rPr>
+      </w:r>
+    </w:p>
+    <w:p>
+      <w:pPr>
+        <w:pStyle w:val="TNT-Code"/>
+        <w:shd w:val="clear" w:color="auto" w:fill="F4F4F4"/>
+      </w:pPr>
+      <w:r>
+        <w:rPr>
+          <w:rFonts w:ascii="Consolas" w:hAnsi="Consolas"/>
+          <w:sz w:val="20"/>
+        </w:rPr>
+        <w:t>./packaging/install.sh</w:t>
+      </w:r>
+    </w:p>
+    <w:p>
+      <w:r>
+        <w:t xml:space="preserve">El instalador detecta este problema desde el principio y aborta con un mensaje claro antes de tocar nada en tu sistema. Si por algún motivo no quieres usar venv, puedes saltarlo con la opción </w:t>
+      </w:r>
+      <w:r>
+        <w:rPr>
+          <w:rFonts w:ascii="Consolas" w:hAnsi="Consolas"/>
+          <w:sz w:val="20"/>
+        </w:rPr>
+        <w:t>--no-venv</w:t>
+      </w:r>
+      <w:r>
+        <w:t xml:space="preserve"> (entonces TNT usará el </w:t>
+      </w:r>
+      <w:r>
+        <w:rPr>
+          <w:rFonts w:ascii="Consolas" w:hAnsi="Consolas"/>
+          <w:sz w:val="20"/>
+        </w:rPr>
+        <w:t>python3</w:t>
+      </w:r>
+      <w:r>
+        <w:t xml:space="preserve"> del sistema, asegúrate de que tiene las dependencias del </w:t>
+      </w:r>
+      <w:r>
+        <w:rPr>
+          <w:rFonts w:ascii="Consolas" w:hAnsi="Consolas"/>
+          <w:sz w:val="20"/>
+        </w:rPr>
+        <w:t>requirements.txt</w:t>
+      </w:r>
+      <w:r>
+        <w:t xml:space="preserve"> instaladas con </w:t>
+      </w:r>
+      <w:r>
+        <w:rPr>
+          <w:rFonts w:ascii="Consolas" w:hAnsi="Consolas"/>
+          <w:sz w:val="20"/>
+        </w:rPr>
+        <w:t>pip install --user</w:t>
+      </w:r>
+      <w:r>
+        <w:t>).</w:t>
       </w:r>
     </w:p>
     <w:p>
@@ -2104,6 +2361,50 @@
       </w:r>
     </w:p>
     <w:p>
+      <w:r>
+        <w:rPr>
+          <w:b/>
+        </w:rPr>
+        <w:t xml:space="preserve">Antes de empezar: </w:t>
+      </w:r>
+      <w:r>
+        <w:t xml:space="preserve">asegúrate de tener Python 3.10+ y el paquete </w:t>
+      </w:r>
+      <w:r>
+        <w:rPr>
+          <w:rFonts w:ascii="Consolas" w:hAnsi="Consolas"/>
+          <w:sz w:val="20"/>
+        </w:rPr>
+        <w:t>python3-venv</w:t>
+      </w:r>
+      <w:r>
+        <w:t xml:space="preserve"> (o </w:t>
+      </w:r>
+      <w:r>
+        <w:rPr>
+          <w:rFonts w:ascii="Consolas" w:hAnsi="Consolas"/>
+          <w:sz w:val="20"/>
+        </w:rPr>
+        <w:t>python3.X-venv</w:t>
+      </w:r>
+      <w:r>
+        <w:t xml:space="preserve"> para tu versión exacta) instalados:</w:t>
+      </w:r>
+    </w:p>
+    <w:p>
+      <w:pPr>
+        <w:pStyle w:val="TNT-Code"/>
+        <w:shd w:val="clear" w:color="auto" w:fill="F4F4F4"/>
+      </w:pPr>
+      <w:r>
+        <w:rPr>
+          <w:rFonts w:ascii="Consolas" w:hAnsi="Consolas"/>
+          <w:sz w:val="20"/>
+        </w:rPr>
+        <w:t>sudo apt install python3-venv</w:t>
+      </w:r>
+    </w:p>
+    <w:p>
       <w:pPr>
         <w:pStyle w:val="TNT-Code"/>
         <w:shd w:val="clear" w:color="auto" w:fill="F4F4F4"/>
@@ -2451,6 +2752,101 @@
       </w:pPr>
       <w:r>
         <w:t>9. Preguntas frecuentes</w:t>
+      </w:r>
+    </w:p>
+    <w:p>
+      <w:pPr>
+        <w:pStyle w:val="Heading2"/>
+      </w:pPr>
+      <w:r>
+        <w:t>La instalación falla con «ensurepip is not available». ¿Qué hago?</w:t>
+      </w:r>
+    </w:p>
+    <w:p>
+      <w:r>
+        <w:t>Es el error más común al instalar TNT en un sistema recién montado. Significa que tu Python no tiene el paquete python3-venv instalado a nivel del sistema, así que python3 -m venv no puede crear el entorno virtual. La solución es instalar el paquete:</w:t>
+      </w:r>
+    </w:p>
+    <w:p>
+      <w:pPr>
+        <w:pStyle w:val="TNT-Code"/>
+        <w:shd w:val="clear" w:color="auto" w:fill="F4F4F4"/>
+      </w:pPr>
+      <w:r>
+        <w:rPr>
+          <w:rFonts w:ascii="Consolas" w:hAnsi="Consolas"/>
+          <w:sz w:val="20"/>
+        </w:rPr>
+        <w:t>sudo apt install python3-venv</w:t>
+      </w:r>
+    </w:p>
+    <w:p>
+      <w:pPr>
+        <w:pStyle w:val="TNT-Code"/>
+        <w:shd w:val="clear" w:color="auto" w:fill="F4F4F4"/>
+      </w:pPr>
+      <w:r>
+        <w:rPr>
+          <w:rFonts w:ascii="Consolas" w:hAnsi="Consolas"/>
+          <w:sz w:val="20"/>
+        </w:rPr>
+        <w:t># si esa fórmula no funciona, usa la versión exacta de tu Python:</w:t>
+      </w:r>
+    </w:p>
+    <w:p>
+      <w:pPr>
+        <w:pStyle w:val="TNT-Code"/>
+        <w:shd w:val="clear" w:color="auto" w:fill="F4F4F4"/>
+      </w:pPr>
+      <w:r>
+        <w:rPr>
+          <w:rFonts w:ascii="Consolas" w:hAnsi="Consolas"/>
+          <w:sz w:val="20"/>
+        </w:rPr>
+        <w:t>sudo apt install python3.10-venv</w:t>
+      </w:r>
+    </w:p>
+    <w:p>
+      <w:pPr>
+        <w:pStyle w:val="TNT-Code"/>
+        <w:shd w:val="clear" w:color="auto" w:fill="F4F4F4"/>
+      </w:pPr>
+      <w:r>
+        <w:rPr>
+          <w:rFonts w:ascii="Consolas" w:hAnsi="Consolas"/>
+          <w:sz w:val="20"/>
+        </w:rPr>
+      </w:r>
+    </w:p>
+    <w:p>
+      <w:pPr>
+        <w:pStyle w:val="TNT-Code"/>
+        <w:shd w:val="clear" w:color="auto" w:fill="F4F4F4"/>
+      </w:pPr>
+      <w:r>
+        <w:rPr>
+          <w:rFonts w:ascii="Consolas" w:hAnsi="Consolas"/>
+          <w:sz w:val="20"/>
+        </w:rPr>
+        <w:t># y vuelve a lanzar:</w:t>
+      </w:r>
+    </w:p>
+    <w:p>
+      <w:pPr>
+        <w:pStyle w:val="TNT-Code"/>
+        <w:shd w:val="clear" w:color="auto" w:fill="F4F4F4"/>
+      </w:pPr>
+      <w:r>
+        <w:rPr>
+          <w:rFonts w:ascii="Consolas" w:hAnsi="Consolas"/>
+          <w:sz w:val="20"/>
+        </w:rPr>
+        <w:t>./packaging/install.sh</w:t>
+      </w:r>
+    </w:p>
+    <w:p>
+      <w:r>
+        <w:t>El instalador a partir de la versión actual detecta este caso al principio y aborta con un mensaje claro antes de tocar nada.</w:t>
       </w:r>
     </w:p>
     <w:p>
@@ -2661,6 +3057,32 @@
                 <w:color w:val="FFFFFF"/>
               </w:rPr>
               <w:t>Comando</w:t>
+            </w:r>
+          </w:p>
+        </w:tc>
+      </w:tr>
+      <w:tr>
+        <w:tc>
+          <w:tcPr>
+            <w:tcW w:type="dxa" w:w="4703"/>
+          </w:tcPr>
+          <w:p>
+            <w:r>
+              <w:t>Instalar python3-venv (Debian/Ubuntu)</w:t>
+            </w:r>
+          </w:p>
+        </w:tc>
+        <w:tc>
+          <w:tcPr>
+            <w:tcW w:type="dxa" w:w="4703"/>
+          </w:tcPr>
+          <w:p>
+            <w:r>
+              <w:rPr>
+                <w:rFonts w:ascii="Consolas" w:hAnsi="Consolas"/>
+                <w:sz w:val="20"/>
+              </w:rPr>
+              <w:t>sudo apt install python3-venv</w:t>
             </w:r>
           </w:p>
         </w:tc>
@@ -14992,15 +15414,6 @@
         <w:shd w:val="clear" w:color="auto" w:fill="FBCAA2" w:themeFill="accent6" w:themeFillTint="7F"/>
       </w:tcPr>
     </w:tblStylePr>
-  </w:style>
-  <w:style w:type="paragraph" w:customStyle="1" w:styleId="TNT-Subtitle">
-    <w:name w:val="TNT-Subtitle"/>
-    <w:rPr>
-      <w:rFonts w:ascii="Calibri" w:hAnsi="Calibri"/>
-      <w:i/>
-      <w:color w:val="9AA0A6"/>
-      <w:sz w:val="32"/>
-    </w:rPr>
   </w:style>
   <w:style w:type="paragraph" w:customStyle="1" w:styleId="TNT-Code">
     <w:name w:val="TNT-Code"/>

--- a/docs/Manual-TNT.docx
+++ b/docs/Manual-TNT.docx
@@ -814,37 +814,7 @@
         <w:t>--no-venv</w:t>
       </w:r>
       <w:r>
-        <w:t xml:space="preserve"> (entonces TNT usará el </w:t>
-      </w:r>
-      <w:r>
-        <w:rPr>
-          <w:rFonts w:ascii="Consolas" w:hAnsi="Consolas"/>
-          <w:sz w:val="20"/>
-        </w:rPr>
-        <w:t>python3</w:t>
-      </w:r>
-      <w:r>
-        <w:t xml:space="preserve"> del sistema, asegúrate de que tiene las dependencias del </w:t>
-      </w:r>
-      <w:r>
-        <w:rPr>
-          <w:rFonts w:ascii="Consolas" w:hAnsi="Consolas"/>
-          <w:sz w:val="20"/>
-        </w:rPr>
-        <w:t>requirements.txt</w:t>
-      </w:r>
-      <w:r>
-        <w:t xml:space="preserve"> instaladas con </w:t>
-      </w:r>
-      <w:r>
-        <w:rPr>
-          <w:rFonts w:ascii="Consolas" w:hAnsi="Consolas"/>
-          <w:sz w:val="20"/>
-        </w:rPr>
-        <w:t>pip install --user</w:t>
-      </w:r>
-      <w:r>
-        <w:t>).</w:t>
+        <w:t>.</w:t>
       </w:r>
     </w:p>
     <w:p>
@@ -1300,7 +1270,7 @@
         <w:pStyle w:val="Heading2"/>
       </w:pPr>
       <w:r>
-        <w:t>5.2 Importar extractos</w:t>
+        <w:t>5.2 Importar extractos del banco</w:t>
       </w:r>
     </w:p>
     <w:p>
@@ -1413,6 +1383,234 @@
     </w:p>
     <w:p>
       <w:pPr>
+        <w:pStyle w:val="Heading3"/>
+      </w:pPr>
+      <w:r>
+        <w:t>5.2.1 Importar histórico de HomeBank (CSV)</w:t>
+      </w:r>
+    </w:p>
+    <w:p>
+      <w:r>
+        <w:t>Si ya usabas HomeBank antes de pasarte a TNT, en la misma página /importar tienes un segundo bloque para traer todos tus movimientos antiguos sin tener que volver a importar los XLS uno por uno.</w:t>
+      </w:r>
+    </w:p>
+    <w:p>
+      <w:pPr>
+        <w:pStyle w:val="Heading3"/>
+      </w:pPr>
+      <w:r>
+        <w:t>Cómo exportar desde HomeBank</w:t>
+      </w:r>
+    </w:p>
+    <w:p>
+      <w:r>
+        <w:t xml:space="preserve">En HomeBank: </w:t>
+      </w:r>
+    </w:p>
+    <w:p>
+      <w:pPr>
+        <w:pStyle w:val="ListBullet"/>
+      </w:pPr>
+      <w:r>
+        <w:rPr>
+          <w:rFonts w:ascii="Consolas" w:hAnsi="Consolas"/>
+          <w:sz w:val="20"/>
+        </w:rPr>
+        <w:t>Archivo → Exportar → Movimientos en CSV</w:t>
+      </w:r>
+      <w:r>
+        <w:t xml:space="preserve"> (o «Exportar en CSV» en otras versiones).</w:t>
+      </w:r>
+    </w:p>
+    <w:p>
+      <w:pPr>
+        <w:pStyle w:val="ListBullet"/>
+      </w:pPr>
+      <w:r>
+        <w:t xml:space="preserve">El fichero resultante tiene cabecera </w:t>
+      </w:r>
+      <w:r>
+        <w:rPr>
+          <w:rFonts w:ascii="Consolas" w:hAnsi="Consolas"/>
+          <w:sz w:val="20"/>
+        </w:rPr>
+        <w:t>date;payment;info;payee;memo;amount;category;tags</w:t>
+      </w:r>
+      <w:r>
+        <w:t xml:space="preserve"> y separador </w:t>
+      </w:r>
+      <w:r>
+        <w:rPr>
+          <w:rFonts w:ascii="Consolas" w:hAnsi="Consolas"/>
+          <w:sz w:val="20"/>
+        </w:rPr>
+        <w:t>;</w:t>
+      </w:r>
+      <w:r>
+        <w:t>.</w:t>
+      </w:r>
+    </w:p>
+    <w:p>
+      <w:pPr>
+        <w:pStyle w:val="ListBullet"/>
+      </w:pPr>
+      <w:r>
+        <w:t>Si tienes varias cuentas en HomeBank, exporta una a una y filtrando por cuenta.</w:t>
+      </w:r>
+    </w:p>
+    <w:p>
+      <w:pPr>
+        <w:pStyle w:val="Heading3"/>
+      </w:pPr>
+      <w:r>
+        <w:t>Cómo importarlo en TNT</w:t>
+      </w:r>
+    </w:p>
+    <w:p>
+      <w:pPr>
+        <w:pStyle w:val="ListBullet"/>
+      </w:pPr>
+      <w:r>
+        <w:t xml:space="preserve">Entra en </w:t>
+      </w:r>
+      <w:r>
+        <w:rPr>
+          <w:rFonts w:ascii="Consolas" w:hAnsi="Consolas"/>
+          <w:sz w:val="20"/>
+        </w:rPr>
+        <w:t>/importar</w:t>
+      </w:r>
+      <w:r>
+        <w:t xml:space="preserve"> y baja hasta la sección «📥 Importar histórico de HomeBank».</w:t>
+      </w:r>
+    </w:p>
+    <w:p>
+      <w:pPr>
+        <w:pStyle w:val="ListBullet"/>
+      </w:pPr>
+      <w:r>
+        <w:rPr>
+          <w:b/>
+        </w:rPr>
+        <w:t>Selecciona la cuenta destino</w:t>
+      </w:r>
+      <w:r>
+        <w:t xml:space="preserve"> — el CSV de HomeBank no contiene IBAN, así que TNT necesita saber a qué cuenta pertenecen los movimientos.</w:t>
+      </w:r>
+    </w:p>
+    <w:p>
+      <w:pPr>
+        <w:pStyle w:val="ListBullet"/>
+      </w:pPr>
+      <w:r>
+        <w:t xml:space="preserve">Sube el </w:t>
+      </w:r>
+      <w:r>
+        <w:rPr>
+          <w:rFonts w:ascii="Consolas" w:hAnsi="Consolas"/>
+          <w:sz w:val="20"/>
+        </w:rPr>
+        <w:t>.csv</w:t>
+      </w:r>
+      <w:r>
+        <w:t xml:space="preserve"> y pulsa «Importar desde HomeBank».</w:t>
+      </w:r>
+    </w:p>
+    <w:p>
+      <w:pPr>
+        <w:pStyle w:val="ListBullet"/>
+      </w:pPr>
+      <w:r>
+        <w:t>Aparece la misma página de preview que con los XLS: filas nuevas, duplicadas y muestra. Si todo cuadra, pulsa «Confirmar».</w:t>
+      </w:r>
+    </w:p>
+    <w:p>
+      <w:pPr>
+        <w:shd w:val="clear" w:color="auto" w:fill="FFF3CD"/>
+        <w:spacing w:before="80" w:after="160"/>
+        <w:ind w:left="170" w:right="170"/>
+      </w:pPr>
+      <w:r>
+        <w:rPr>
+          <w:b/>
+        </w:rPr>
+        <w:t xml:space="preserve">Deduplicación: </w:t>
+      </w:r>
+      <w:r>
+        <w:t>TNT calcula un hash determinista por (IBAN o nombre de cuenta + fecha + importe + descripción), así que reimportar el mismo CSV no duplica nada — se marca todo como duplicado.</w:t>
+      </w:r>
+    </w:p>
+    <w:p>
+      <w:pPr>
+        <w:pStyle w:val="Heading3"/>
+      </w:pPr>
+      <w:r>
+        <w:t>Categorías y mapeo</w:t>
+      </w:r>
+    </w:p>
+    <w:p>
+      <w:r>
+        <w:t>Si el CSV trae categoría (columna category), TNT intenta usarla:</w:t>
+      </w:r>
+    </w:p>
+    <w:p>
+      <w:pPr>
+        <w:pStyle w:val="ListBullet"/>
+      </w:pPr>
+      <w:r>
+        <w:t>Si en TNT ya existe una categoría con el mismo nombre (insensible a mayúsculas), se asigna directamente.</w:t>
+      </w:r>
+    </w:p>
+    <w:p>
+      <w:pPr>
+        <w:pStyle w:val="ListBullet"/>
+      </w:pPr>
+      <w:r>
+        <w:t>Si no existe, TNT la crea automáticamente bajo «Gasto» y asigna el movimiento a esa nueva categoría.</w:t>
+      </w:r>
+    </w:p>
+    <w:p>
+      <w:pPr>
+        <w:pStyle w:val="ListBullet"/>
+      </w:pPr>
+      <w:r>
+        <w:t>Si la categoría está vacía en el CSV, el motor de categorización aplica las reglas que hayas aprendido (igual que con un import normal).</w:t>
+      </w:r>
+    </w:p>
+    <w:p>
+      <w:pPr>
+        <w:pStyle w:val="Heading3"/>
+      </w:pPr>
+      <w:r>
+        <w:t>Limitaciones</w:t>
+      </w:r>
+    </w:p>
+    <w:p>
+      <w:pPr>
+        <w:pStyle w:val="ListBullet"/>
+      </w:pPr>
+      <w:r>
+        <w:t>El CSV no trae saldo: TNT calcula el saldo a partir de la suma acumulada de movimientos. Si tu saldo inicial en TNT no es correcto, ajústalo en /cuentas.</w:t>
+      </w:r>
+    </w:p>
+    <w:p>
+      <w:pPr>
+        <w:pStyle w:val="ListBullet"/>
+      </w:pPr>
+      <w:r>
+        <w:t>Las transferencias internas se detectan a posteriori: si importas dos cuentas con sus respectivos cargos/abonos, TNT las emparejará en /traspasos.</w:t>
+      </w:r>
+    </w:p>
+    <w:p>
+      <w:pPr>
+        <w:pStyle w:val="ListBullet"/>
+      </w:pPr>
+      <w:r>
+        <w:t>Tags y modos de pago se preservan en el campo memo del movimiento — no son objetos de primer nivel en TNT.</w:t>
+      </w:r>
+    </w:p>
+    <w:p>
+      <w:pPr>
         <w:pStyle w:val="Heading2"/>
       </w:pPr>
       <w:r>
@@ -2262,7 +2460,7 @@
     </w:p>
     <w:p>
       <w:r>
-        <w:t>El objetivo es que TNT acabe reemplazando este flujo por completo, pero ambos pueden coexistir: TNT lee los .xls del banco directamente sin necesidad del paso intermedio.</w:t>
+        <w:t>El objetivo es que TNT acabe reemplazando este flujo por completo. Mientras tanto puedes traer todo el histórico viejo de HomeBank a TNT en un solo paso usando la opción «Importar histórico de HomeBank» (sección 5.2.1).</w:t>
       </w:r>
     </w:p>
     <w:p>
@@ -2854,6 +3052,24 @@
         <w:pStyle w:val="Heading2"/>
       </w:pPr>
       <w:r>
+        <w:t>¿Puedo traer mis movimientos antiguos de HomeBank a TNT?</w:t>
+      </w:r>
+    </w:p>
+    <w:p>
+      <w:r>
+        <w:t>Sí. Exporta tus movimientos desde HomeBank (Archivo → Exportar → Movimientos en CSV) y úsalos en /importar → «Importar histórico de HomeBank». Tienes que indicar a qué cuenta de TNT pertenecen los movimientos (el CSV no contiene IBAN). Los detalles están en la sección 5.2.1 de este manual.</w:t>
+      </w:r>
+    </w:p>
+    <w:p>
+      <w:r>
+        <w:t>Si tienes varias cuentas en HomeBank, exporta una por una filtrando por cuenta y repite el proceso. La deduplicación por hash impide que se dupliquen movimientos si por error subes el mismo CSV dos veces.</w:t>
+      </w:r>
+    </w:p>
+    <w:p>
+      <w:pPr>
+        <w:pStyle w:val="Heading2"/>
+      </w:pPr>
+      <w:r>
         <w:t>¿TNT envía mis datos a algún sitio?</w:t>
       </w:r>
     </w:p>
@@ -2911,7 +3127,7 @@
     </w:p>
     <w:p>
       <w:r>
-        <w:t>De momento no soportado «out of the box». Hay que crear un parser nuevo en app/importers/&lt;banco&gt;.py con dos funciones (matches y parse) y registrarlo en dispatcher.py. El README tiene la receta.</w:t>
+        <w:t>De momento no soportado «out of the box». Hay que crear un parser nuevo en app/importers/&lt;banco&gt;.py con dos funciones (matches y parse) y registrarlo en dispatcher.py. El README tiene la receta. Como atajo, si el banco te deja exportar a HomeBank y luego de HomeBank a CSV, puedes usar la importación de HomeBank de TNT (sección 5.2.1).</w:t>
       </w:r>
     </w:p>
     <w:p>
